--- a/docs/etn1040_forms_letters.docx
+++ b/docs/etn1040_forms_letters.docx
@@ -10042,8 +10042,9 @@
           <w:rFonts w:ascii="Times New Roman" w:hAnsi="Times New Roman" w:cs="Times New Roman"/>
           <w:sz w:val="24"/>
           <w:szCs w:val="24"/>
-        </w:rPr>
-        <w:t xml:space="preserve">26..</w:t>
+          <w:lang w:val="en-US"/>
+        </w:rPr>
+        <w:t xml:space="preserve">2</w:t>
       </w:r>
       <w:r>
         <w:rPr>
@@ -10051,7 +10052,24 @@
           <w:sz w:val="24"/>
           <w:szCs w:val="24"/>
         </w:rPr>
-        <w:t xml:space="preserve">...de……agosto</w:t>
+        <w:t xml:space="preserve">..</w:t>
+      </w:r>
+      <w:r>
+        <w:rPr>
+          <w:rFonts w:ascii="Times New Roman" w:hAnsi="Times New Roman" w:cs="Times New Roman"/>
+          <w:sz w:val="24"/>
+          <w:szCs w:val="24"/>
+        </w:rPr>
+        <w:t xml:space="preserve">...de……</w:t>
+      </w:r>
+      <w:r>
+        <w:rPr>
+          <w:rFonts w:ascii="Times New Roman" w:hAnsi="Times New Roman" w:cs="Times New Roman"/>
+          <w:sz w:val="24"/>
+          <w:szCs w:val="24"/>
+          <w:lang w:val="en-US"/>
+        </w:rPr>
+        <w:t xml:space="preserve">septiembre</w:t>
       </w:r>
       <w:r>
         <w:rPr>
@@ -11277,8 +11295,28 @@
                             <w:r>
                               <w:rPr>
                                 <w:rFonts w:ascii="Times New Roman" w:hAnsi="Times New Roman" w:cs="Times New Roman"/>
+                                <w:lang w:val="en-US"/>
                               </w:rPr>
-                              <w:t xml:space="preserve">26/08/26</w:t>
+                              <w:t xml:space="preserve">02</w:t>
+                            </w:r>
+                            <w:r>
+                              <w:rPr>
+                                <w:rFonts w:ascii="Times New Roman" w:hAnsi="Times New Roman" w:cs="Times New Roman"/>
+                              </w:rPr>
+                              <w:t xml:space="preserve">/0</w:t>
+                            </w:r>
+                            <w:r>
+                              <w:rPr>
+                                <w:rFonts w:ascii="Times New Roman" w:hAnsi="Times New Roman" w:cs="Times New Roman"/>
+                                <w:lang w:val="en-US"/>
+                              </w:rPr>
+                              <w:t xml:space="preserve">9</w:t>
+                            </w:r>
+                            <w:r>
+                              <w:rPr>
+                                <w:rFonts w:ascii="Times New Roman" w:hAnsi="Times New Roman" w:cs="Times New Roman"/>
+                              </w:rPr>
+                              <w:t xml:space="preserve">/26</w:t>
                             </w:r>
                             <w:r>
                               <w:rPr>
@@ -11325,8 +11363,28 @@
                       <w:r>
                         <w:rPr>
                           <w:rFonts w:ascii="Times New Roman" w:hAnsi="Times New Roman" w:cs="Times New Roman"/>
+                          <w:lang w:val="en-US"/>
                         </w:rPr>
-                        <w:t xml:space="preserve">26/08/26</w:t>
+                        <w:t xml:space="preserve">02</w:t>
+                      </w:r>
+                      <w:r>
+                        <w:rPr>
+                          <w:rFonts w:ascii="Times New Roman" w:hAnsi="Times New Roman" w:cs="Times New Roman"/>
+                        </w:rPr>
+                        <w:t xml:space="preserve">/0</w:t>
+                      </w:r>
+                      <w:r>
+                        <w:rPr>
+                          <w:rFonts w:ascii="Times New Roman" w:hAnsi="Times New Roman" w:cs="Times New Roman"/>
+                          <w:lang w:val="en-US"/>
+                        </w:rPr>
+                        <w:t xml:space="preserve">9</w:t>
+                      </w:r>
+                      <w:r>
+                        <w:rPr>
+                          <w:rFonts w:ascii="Times New Roman" w:hAnsi="Times New Roman" w:cs="Times New Roman"/>
+                        </w:rPr>
+                        <w:t xml:space="preserve">/26</w:t>
                       </w:r>
                       <w:r>
                         <w:rPr>
@@ -13426,6 +13484,7 @@
       <w:r>
         <w:rPr>
           <w:color w:val="0d0d0d"/>
+          <w:highlight w:val="none"/>
         </w:rPr>
       </w:r>
       <w:r>
@@ -13458,6 +13517,7 @@
         <w:rPr>
           <w:rFonts w:ascii="Times New Roman" w:hAnsi="Times New Roman" w:cs="Times New Roman"/>
           <w:sz w:val="28"/>
+          <w:szCs w:val="28"/>
           <w:lang w:val="en-US"/>
         </w:rPr>
       </w:r>
@@ -13494,7 +13554,6 @@
           <w:rFonts w:ascii="Times New Roman" w:hAnsi="Times New Roman" w:cs="Times New Roman"/>
           <w:sz w:val="24"/>
           <w:szCs w:val="24"/>
-          <w:highlight w:val="none"/>
         </w:rPr>
       </w:r>
       <w:r>
@@ -13523,15 +13582,16 @@
           <w:sz w:val="24"/>
           <w:szCs w:val="24"/>
         </w:rPr>
-        <w:t xml:space="preserve">La Paz, 2</w:t>
+        <w:t xml:space="preserve">La Paz, </w:t>
       </w:r>
       <w:r>
         <w:rPr>
           <w:rFonts w:ascii="Times New Roman" w:hAnsi="Times New Roman" w:cs="Times New Roman"/>
           <w:sz w:val="24"/>
           <w:szCs w:val="24"/>
-        </w:rPr>
-        <w:t xml:space="preserve">6</w:t>
+          <w:lang w:val="en-US"/>
+        </w:rPr>
+        <w:t xml:space="preserve">2</w:t>
       </w:r>
       <w:r>
         <w:rPr>
@@ -13539,14 +13599,24 @@
           <w:sz w:val="24"/>
           <w:szCs w:val="24"/>
         </w:rPr>
-        <w:t xml:space="preserve"> de agosto de 2026</w:t>
+        <w:t xml:space="preserve"> de </w:t>
       </w:r>
       <w:r>
         <w:rPr>
           <w:rFonts w:ascii="Times New Roman" w:hAnsi="Times New Roman" w:cs="Times New Roman"/>
           <w:sz w:val="24"/>
           <w:szCs w:val="24"/>
-        </w:rPr>
+          <w:lang w:val="en-US"/>
+        </w:rPr>
+        <w:t xml:space="preserve">septiembre </w:t>
+      </w:r>
+      <w:r>
+        <w:rPr>
+          <w:rFonts w:ascii="Times New Roman" w:hAnsi="Times New Roman" w:cs="Times New Roman"/>
+          <w:sz w:val="24"/>
+          <w:szCs w:val="24"/>
+        </w:rPr>
+        <w:t xml:space="preserve">de 2026</w:t>
       </w:r>
       <w:r>
         <w:rPr>
@@ -13556,18 +13626,6 @@
           <w:highlight w:val="none"/>
         </w:rPr>
       </w:r>
-    </w:p>
-    <w:p>
-      <w:pPr>
-        <w:pBdr/>
-        <w:spacing w:after="0"/>
-        <w:ind/>
-        <w:rPr>
-          <w:rFonts w:ascii="Times New Roman" w:hAnsi="Times New Roman" w:cs="Times New Roman"/>
-          <w:sz w:val="24"/>
-          <w:szCs w:val="24"/>
-        </w:rPr>
-      </w:pPr>
       <w:r>
         <w:rPr>
           <w:rFonts w:ascii="Times New Roman" w:hAnsi="Times New Roman" w:cs="Times New Roman"/>
@@ -13576,6 +13634,18 @@
           <w:highlight w:val="none"/>
         </w:rPr>
       </w:r>
+    </w:p>
+    <w:p>
+      <w:pPr>
+        <w:pBdr/>
+        <w:spacing w:after="0"/>
+        <w:ind/>
+        <w:rPr>
+          <w:rFonts w:ascii="Times New Roman" w:hAnsi="Times New Roman" w:cs="Times New Roman"/>
+          <w:sz w:val="24"/>
+          <w:szCs w:val="24"/>
+        </w:rPr>
+      </w:pPr>
       <w:r>
         <w:rPr>
           <w:rFonts w:ascii="Times New Roman" w:hAnsi="Times New Roman" w:cs="Times New Roman"/>
@@ -13591,6 +13661,13 @@
           <w:szCs w:val="24"/>
         </w:rPr>
       </w:r>
+      <w:r>
+        <w:rPr>
+          <w:rFonts w:ascii="Times New Roman" w:hAnsi="Times New Roman" w:cs="Times New Roman"/>
+          <w:sz w:val="24"/>
+          <w:szCs w:val="24"/>
+        </w:rPr>
+      </w:r>
     </w:p>
     <w:p>
       <w:pPr>
@@ -13617,6 +13694,7 @@
           <w:rFonts w:ascii="Times New Roman" w:hAnsi="Times New Roman" w:cs="Times New Roman"/>
           <w:sz w:val="24"/>
           <w:szCs w:val="24"/>
+          <w:highlight w:val="none"/>
         </w:rPr>
       </w:r>
       <w:r>
@@ -14290,6 +14368,7 @@
           <w:rFonts w:ascii="Times New Roman" w:hAnsi="Times New Roman" w:cs="Times New Roman"/>
           <w:sz w:val="24"/>
           <w:szCs w:val="24"/>
+          <w:highlight w:val="none"/>
         </w:rPr>
       </w:r>
       <w:r>
@@ -14394,7 +14473,6 @@
           <w:rFonts w:ascii="Times New Roman" w:hAnsi="Times New Roman" w:cs="Times New Roman"/>
           <w:sz w:val="24"/>
           <w:szCs w:val="24"/>
-          <w:highlight w:val="none"/>
         </w:rPr>
       </w:r>
       <w:r>
